--- a/pr-preview/pr-98/chapters/10-random-variability.docx
+++ b/pr-preview/pr-98/chapters/10-random-variability.docx
@@ -13420,6 +13420,63 @@
                   <m:sty m:val="p"/>
                 </m:rPr>
                 <m:t>aCov</m:t>
+              </m:r>
+              <m:r>
+                <m:t>​</m:t>
+              </m:r>
+              <m:d>
+                <m:dPr>
+                  <m:begChr m:val="("/>
+                  <m:sepChr m:val=""/>
+                  <m:endChr m:val=")"/>
+                  <m:grow/>
+                </m:dPr>
+                <m:e>
+                  <m:acc>
+                    <m:accPr>
+                      <m:chr m:val="̂"/>
+                    </m:accPr>
+                    <m:e>
+                      <m:r>
+                        <m:t>S</m:t>
+                      </m:r>
+                    </m:e>
+                  </m:acc>
+                  <m:r>
+                    <m:rPr>
+                      <m:sty m:val="p"/>
+                    </m:rPr>
+                    <m:t>,</m:t>
+                  </m:r>
+                  <m:sSub>
+                    <m:e>
+                      <m:acc>
+                        <m:accPr>
+                          <m:chr m:val="̂"/>
+                        </m:accPr>
+                        <m:e>
+                          <m:r>
+                            <m:rPr>
+                              <m:sty m:val="p"/>
+                            </m:rPr>
+                            <m:t>RD</m:t>
+                          </m:r>
+                        </m:e>
+                      </m:acc>
+                    </m:e>
+                    <m:sub>
+                      <m:r>
+                        <m:t>U</m:t>
+                      </m:r>
+                      <m:r>
+                        <m:t>N</m:t>
+                      </m:r>
+                    </m:sub>
+                  </m:sSub>
+                </m:e>
+              </m:d>
+              <m:r>
+                <m:t>​</m:t>
               </m:r>
               <m:r>
                 <m:rPr>
